--- a/gu23/report/template/act23_end.docx
+++ b/gu23/report/template/act23_end.docx
@@ -660,6 +660,9 @@
             <w:pPr>
               <w:jc w:val="center"/>
             </w:pPr>
+            <w:r>
+              <w:t>${SIGNER_SIGNATURE}</w:t>
+            </w:r>
           </w:p>
         </w:tc>
         <w:tc>
@@ -923,164 +926,266 @@
     <w:tbl>
       <w:tblPr>
         <w:tblStyle w:val="a3"/>
-        <w:tblW w:w="0" w:type="auto"/>
-        <w:tblInd w:w="0" w:type="dxa"/>
-        <w:tblBorders>
-          <w:top w:val="single" w:sz="4" w:space="0" w:color="2E74B5" w:themeColor="accent1" w:themeShade="BF"/>
-          <w:left w:val="single" w:sz="4" w:space="0" w:color="2E74B5" w:themeColor="accent1" w:themeShade="BF"/>
-          <w:bottom w:val="single" w:sz="4" w:space="0" w:color="2E74B5" w:themeColor="accent1" w:themeShade="BF"/>
-          <w:right w:val="single" w:sz="4" w:space="0" w:color="2E74B5" w:themeColor="accent1" w:themeShade="BF"/>
-          <w:insideH w:val="single" w:sz="4" w:space="0" w:color="2E74B5" w:themeColor="accent1" w:themeShade="BF"/>
-          <w:insideV w:val="single" w:sz="4" w:space="0" w:color="2E74B5" w:themeColor="accent1" w:themeShade="BF"/>
-        </w:tblBorders>
-        <w:tblLook w:val="04A0" w:firstRow="1" w:lastRow="0" w:firstColumn="1" w:lastColumn="0" w:noHBand="0" w:noVBand="1"/>
+        <w:tblW w:type="auto" w:w="0"/>
+        <w:jc w:val="center"/>
+        <w:tblLayout w:type="fixed"/>
+        <w:tblLook w:firstColumn="1" w:firstRow="1" w:lastColumn="0" w:lastRow="0" w:noHBand="0" w:noVBand="1" w:val="04A0"/>
       </w:tblPr>
       <w:tblGrid>
-        <w:gridCol w:w="5817"/>
+        <w:gridCol w:w="3418"/>
+        <w:gridCol w:w="3418"/>
+        <w:gridCol w:w="3418"/>
       </w:tblGrid>
       <w:tr>
         <w:tc>
           <w:tcPr>
-            <w:tcW w:w="5817" w:type="dxa"/>
-          </w:tcPr>
-          <w:p>
-            <w:pPr>
-              <w:rPr>
+            <w:tcW w:type="dxa" w:w="9412"/>
+            <w:gridSpan w:val="3"/>
+            <w:vAlign w:val="center"/>
+            <w:tcBorders>
+              <w:top w:val="single" w:sz="6" w:color="000000"/>
+              <w:left w:val="single" w:sz="6" w:color="000000"/>
+              <w:bottom w:val="single" w:sz="6" w:color="000000"/>
+              <w:right w:val="single" w:sz="6" w:color="000000"/>
+              <w:insideH w:val="single" w:sz="6" w:color="000000"/>
+              <w:insideV w:val="single" w:sz="6" w:color="000000"/>
+            </w:tcBorders>
+            <w:tcMar>
+              <w:top w:w="70" w:type="dxa"/>
+              <w:start w:w="90" w:type="dxa"/>
+              <w:bottom w:w="70" w:type="dxa"/>
+              <w:end w:w="90" w:type="dxa"/>
+            </w:tcMar>
+          </w:tcPr>
+          <w:p>
+            <w:pPr>
+              <w:spacing w:before="0" w:after="0" w:line="240" w:lineRule="auto"/>
+              <w:jc w:val="center"/>
+            </w:pPr>
+            <w:r/>
+            <w:r>
+              <w:rPr>
+                <w:rFonts w:ascii="Times New Roman" w:hAnsi="Times New Roman" w:eastAsia="Times New Roman"/>
                 <w:b/>
-                <w:bCs/>
-                <w:color w:val="2E74B5" w:themeColor="accent1" w:themeShade="BF"/>
-                <w:sz w:val="18"/>
-                <w:szCs w:val="18"/>
-              </w:rPr>
-            </w:pPr>
-            <w:r>
-              <w:rPr>
+                <w:sz w:val="20"/>
+              </w:rPr>
+              <w:t>Сведения об электронных подписях</w:t>
+            </w:r>
+          </w:p>
+        </w:tc>
+      </w:tr>
+      <w:tr>
+        <w:tc>
+          <w:tcPr>
+            <w:tcW w:type="dxa" w:w="3005"/>
+            <w:vAlign w:val="center"/>
+            <w:tcBorders>
+              <w:top w:val="single" w:sz="6" w:color="000000"/>
+              <w:left w:val="single" w:sz="6" w:color="000000"/>
+              <w:bottom w:val="single" w:sz="6" w:color="000000"/>
+              <w:right w:val="single" w:sz="6" w:color="000000"/>
+              <w:insideH w:val="single" w:sz="6" w:color="000000"/>
+              <w:insideV w:val="single" w:sz="6" w:color="000000"/>
+            </w:tcBorders>
+            <w:tcMar>
+              <w:top w:w="70" w:type="dxa"/>
+              <w:start w:w="90" w:type="dxa"/>
+              <w:bottom w:w="70" w:type="dxa"/>
+              <w:end w:w="90" w:type="dxa"/>
+            </w:tcMar>
+          </w:tcPr>
+          <w:p>
+            <w:pPr>
+              <w:spacing w:before="0" w:after="0" w:line="240" w:lineRule="auto"/>
+              <w:jc w:val="center"/>
+            </w:pPr>
+            <w:r/>
+            <w:r>
+              <w:rPr>
+                <w:rFonts w:ascii="Times New Roman" w:hAnsi="Times New Roman" w:eastAsia="Times New Roman"/>
                 <w:b/>
-                <w:bCs/>
-                <w:color w:val="2E74B5" w:themeColor="accent1" w:themeShade="BF"/>
-                <w:sz w:val="18"/>
-                <w:szCs w:val="18"/>
-              </w:rPr>
-              <w:t>Документ подписан простой электронной подписью</w:t>
-            </w:r>
-          </w:p>
-          <w:p>
-            <w:pPr>
-              <w:rPr>
-                <w:color w:val="2E74B5" w:themeColor="accent1" w:themeShade="BF"/>
-                <w:sz w:val="18"/>
-                <w:szCs w:val="18"/>
-              </w:rPr>
-            </w:pPr>
-          </w:p>
-          <w:p>
-            <w:pPr>
-              <w:rPr>
-                <w:color w:val="2E74B5" w:themeColor="accent1" w:themeShade="BF"/>
-                <w:sz w:val="18"/>
-                <w:szCs w:val="18"/>
-              </w:rPr>
-            </w:pPr>
-            <w:r>
-              <w:rPr>
-                <w:color w:val="2E74B5" w:themeColor="accent1" w:themeShade="BF"/>
-                <w:sz w:val="18"/>
-                <w:szCs w:val="18"/>
-              </w:rPr>
-              <w:t>Подписант: </w:t>
-            </w:r>
-            <w:r>
-              <w:rPr>
-                <w:color w:val="2E74B5" w:themeColor="accent1" w:themeShade="BF"/>
-                <w:sz w:val="18"/>
-                <w:szCs w:val="18"/>
+                <w:sz w:val="18"/>
+              </w:rPr>
+              <w:t>Организация</w:t>
+            </w:r>
+          </w:p>
+        </w:tc>
+        <w:tc>
+          <w:tcPr>
+            <w:tcW w:type="dxa" w:w="3005"/>
+            <w:vAlign w:val="center"/>
+            <w:tcBorders>
+              <w:top w:val="single" w:sz="6" w:color="000000"/>
+              <w:left w:val="single" w:sz="6" w:color="000000"/>
+              <w:bottom w:val="single" w:sz="6" w:color="000000"/>
+              <w:right w:val="single" w:sz="6" w:color="000000"/>
+              <w:insideH w:val="single" w:sz="6" w:color="000000"/>
+              <w:insideV w:val="single" w:sz="6" w:color="000000"/>
+            </w:tcBorders>
+            <w:tcMar>
+              <w:top w:w="70" w:type="dxa"/>
+              <w:start w:w="90" w:type="dxa"/>
+              <w:bottom w:w="70" w:type="dxa"/>
+              <w:end w:w="90" w:type="dxa"/>
+            </w:tcMar>
+          </w:tcPr>
+          <w:p>
+            <w:pPr>
+              <w:spacing w:before="0" w:after="0" w:line="240" w:lineRule="auto"/>
+              <w:jc w:val="center"/>
+            </w:pPr>
+            <w:r/>
+            <w:r>
+              <w:rPr>
+                <w:rFonts w:ascii="Times New Roman" w:hAnsi="Times New Roman" w:eastAsia="Times New Roman"/>
+                <w:b/>
+                <w:sz w:val="18"/>
+              </w:rPr>
+              <w:t>Подписант</w:t>
+            </w:r>
+          </w:p>
+        </w:tc>
+        <w:tc>
+          <w:tcPr>
+            <w:tcW w:type="dxa" w:w="3402"/>
+            <w:vAlign w:val="center"/>
+            <w:tcBorders>
+              <w:top w:val="single" w:sz="6" w:color="000000"/>
+              <w:left w:val="single" w:sz="6" w:color="000000"/>
+              <w:bottom w:val="single" w:sz="6" w:color="000000"/>
+              <w:right w:val="single" w:sz="6" w:color="000000"/>
+              <w:insideH w:val="single" w:sz="6" w:color="000000"/>
+              <w:insideV w:val="single" w:sz="6" w:color="000000"/>
+            </w:tcBorders>
+            <w:tcMar>
+              <w:top w:w="70" w:type="dxa"/>
+              <w:start w:w="90" w:type="dxa"/>
+              <w:bottom w:w="70" w:type="dxa"/>
+              <w:end w:w="90" w:type="dxa"/>
+            </w:tcMar>
+          </w:tcPr>
+          <w:p>
+            <w:pPr>
+              <w:spacing w:before="0" w:after="0" w:line="240" w:lineRule="auto"/>
+              <w:jc w:val="center"/>
+            </w:pPr>
+            <w:r/>
+            <w:r>
+              <w:rPr>
+                <w:rFonts w:ascii="Times New Roman" w:hAnsi="Times New Roman" w:eastAsia="Times New Roman"/>
+                <w:b/>
+                <w:sz w:val="18"/>
+              </w:rPr>
+              <w:t>Сертификат</w:t>
+            </w:r>
+          </w:p>
+        </w:tc>
+      </w:tr>
+      <w:tr>
+        <w:tc>
+          <w:tcPr>
+            <w:tcW w:type="dxa" w:w="3005"/>
+            <w:vAlign w:val="center"/>
+            <w:tcBorders>
+              <w:top w:val="single" w:sz="6" w:color="000000"/>
+              <w:left w:val="single" w:sz="6" w:color="000000"/>
+              <w:bottom w:val="single" w:sz="6" w:color="000000"/>
+              <w:right w:val="single" w:sz="6" w:color="000000"/>
+              <w:insideH w:val="single" w:sz="6" w:color="000000"/>
+              <w:insideV w:val="single" w:sz="6" w:color="000000"/>
+            </w:tcBorders>
+            <w:tcMar>
+              <w:top w:w="70" w:type="dxa"/>
+              <w:start w:w="90" w:type="dxa"/>
+              <w:bottom w:w="70" w:type="dxa"/>
+              <w:end w:w="90" w:type="dxa"/>
+            </w:tcMar>
+          </w:tcPr>
+          <w:p>
+            <w:pPr>
+              <w:spacing w:before="0" w:after="0" w:line="240" w:lineRule="auto"/>
+              <w:jc w:val="center"/>
+            </w:pPr>
+            <w:r/>
+            <w:r>
+              <w:rPr>
+                <w:rFonts w:ascii="Times New Roman" w:hAnsi="Times New Roman" w:eastAsia="Times New Roman"/>
+                <w:b w:val="0"/>
+                <w:sz w:val="18"/>
+              </w:rPr>
+              <w:t>${PEP_ORG_NAME}</w:t>
+            </w:r>
+          </w:p>
+        </w:tc>
+        <w:tc>
+          <w:tcPr>
+            <w:tcW w:type="dxa" w:w="3005"/>
+            <w:vAlign w:val="center"/>
+            <w:tcBorders>
+              <w:top w:val="single" w:sz="6" w:color="000000"/>
+              <w:left w:val="single" w:sz="6" w:color="000000"/>
+              <w:bottom w:val="single" w:sz="6" w:color="000000"/>
+              <w:right w:val="single" w:sz="6" w:color="000000"/>
+              <w:insideH w:val="single" w:sz="6" w:color="000000"/>
+              <w:insideV w:val="single" w:sz="6" w:color="000000"/>
+            </w:tcBorders>
+            <w:tcMar>
+              <w:top w:w="70" w:type="dxa"/>
+              <w:start w:w="90" w:type="dxa"/>
+              <w:bottom w:w="70" w:type="dxa"/>
+              <w:end w:w="90" w:type="dxa"/>
+            </w:tcMar>
+          </w:tcPr>
+          <w:p>
+            <w:pPr>
+              <w:spacing w:before="0" w:after="0" w:line="240" w:lineRule="auto"/>
+              <w:jc w:val="center"/>
+            </w:pPr>
+            <w:r/>
+            <w:r>
+              <w:rPr>
+                <w:rFonts w:ascii="Times New Roman" w:hAnsi="Times New Roman" w:eastAsia="Times New Roman"/>
+                <w:b w:val="0"/>
+                <w:sz w:val="18"/>
               </w:rPr>
               <w:t>${PEP_FULL_NAME}</w:t>
             </w:r>
           </w:p>
-          <w:p>
-            <w:pPr>
-              <w:rPr>
-                <w:color w:val="2E74B5" w:themeColor="accent1" w:themeShade="BF"/>
-                <w:sz w:val="18"/>
-                <w:szCs w:val="18"/>
-              </w:rPr>
-            </w:pPr>
-            <w:r>
-              <w:rPr>
-                <w:color w:val="2E74B5" w:themeColor="accent1" w:themeShade="BF"/>
-                <w:sz w:val="18"/>
-                <w:szCs w:val="18"/>
-              </w:rPr>
-              <w:t xml:space="preserve">Идентификатор </w:t>
-            </w:r>
-            <w:r>
-              <w:rPr>
-                <w:color w:val="2E74B5" w:themeColor="accent1" w:themeShade="BF"/>
-                <w:sz w:val="18"/>
-                <w:szCs w:val="18"/>
-              </w:rPr>
-              <w:t>пользователя</w:t>
-            </w:r>
-            <w:r>
-              <w:rPr>
-                <w:color w:val="2E74B5" w:themeColor="accent1" w:themeShade="BF"/>
-                <w:sz w:val="18"/>
-                <w:szCs w:val="18"/>
-              </w:rPr>
-              <w:t>:</w:t>
-            </w:r>
-            <w:r>
-              <w:rPr>
-                <w:color w:val="2E74B5" w:themeColor="accent1" w:themeShade="BF"/>
-                <w:sz w:val="18"/>
-                <w:szCs w:val="18"/>
-              </w:rPr>
-              <w:t xml:space="preserve"> </w:t>
-            </w:r>
-            <w:r>
-              <w:rPr>
-                <w:color w:val="2E74B5" w:themeColor="accent1" w:themeShade="BF"/>
-                <w:sz w:val="18"/>
-                <w:szCs w:val="18"/>
-              </w:rPr>
-              <w:t>${PEP_APPROVED_ID}</w:t>
-            </w:r>
-          </w:p>
-          <w:p>
-            <w:pPr>
-              <w:rPr>
-                <w:color w:val="2E74B5" w:themeColor="accent1" w:themeShade="BF"/>
-                <w:sz w:val="18"/>
-                <w:szCs w:val="18"/>
-              </w:rPr>
-            </w:pPr>
-            <w:r>
-              <w:rPr>
-                <w:color w:val="2E74B5" w:themeColor="accent1" w:themeShade="BF"/>
-                <w:sz w:val="18"/>
-                <w:szCs w:val="18"/>
-              </w:rPr>
-              <w:t>Дата подписания:</w:t>
-            </w:r>
-            <w:r>
-              <w:rPr>
-                <w:color w:val="2E74B5" w:themeColor="accent1" w:themeShade="BF"/>
-                <w:sz w:val="18"/>
-                <w:szCs w:val="18"/>
-              </w:rPr>
-              <w:t xml:space="preserve"> </w:t>
-            </w:r>
-            <w:r>
-              <w:rPr>
-                <w:color w:val="2E74B5" w:themeColor="accent1" w:themeShade="BF"/>
-                <w:sz w:val="18"/>
-                <w:szCs w:val="18"/>
-              </w:rPr>
-              <w:t>${PEP_DECIDED_AT}</w:t>
-            </w:r>
-          </w:p>
-          <w:p/>
+        </w:tc>
+        <w:tc>
+          <w:tcPr>
+            <w:tcW w:type="dxa" w:w="3402"/>
+            <w:vAlign w:val="center"/>
+            <w:tcBorders>
+              <w:top w:val="single" w:sz="6" w:color="000000"/>
+              <w:left w:val="single" w:sz="6" w:color="000000"/>
+              <w:bottom w:val="single" w:sz="6" w:color="000000"/>
+              <w:right w:val="single" w:sz="6" w:color="000000"/>
+              <w:insideH w:val="single" w:sz="6" w:color="000000"/>
+              <w:insideV w:val="single" w:sz="6" w:color="000000"/>
+            </w:tcBorders>
+            <w:tcMar>
+              <w:top w:w="70" w:type="dxa"/>
+              <w:start w:w="90" w:type="dxa"/>
+              <w:bottom w:w="70" w:type="dxa"/>
+              <w:end w:w="90" w:type="dxa"/>
+            </w:tcMar>
+          </w:tcPr>
+          <w:p>
+            <w:pPr>
+              <w:spacing w:before="0" w:after="0" w:line="240" w:lineRule="auto"/>
+              <w:jc w:val="center"/>
+            </w:pPr>
+            <w:r/>
+            <w:r>
+              <w:rPr>
+                <w:rFonts w:ascii="Times New Roman" w:hAnsi="Times New Roman" w:eastAsia="Times New Roman"/>
+                <w:b w:val="0"/>
+                <w:sz w:val="18"/>
+              </w:rPr>
+              <w:t>${PEP_CERT_NUMBER}</w:t>
+            </w:r>
+          </w:p>
         </w:tc>
       </w:tr>
     </w:tbl>
